--- a/por/docx/65.content.docx
+++ b/por/docx/65.content.docx
@@ -136,13 +136,6 @@
         <w:rPr>
           <w:lang w:val="pt_PT" w:bidi="pt_PT"/>
         </w:rPr>
-      </w:r>
-      <w:r>
-        <w:rPr>
-          <w:i/>
-          <w:lang w:val="pt_PT" w:bidi="pt_PT"/>
-        </w:rPr>
-        <w:t>Judas 1.1, Judas 1.1 (#2), Judas 1.1 (#3), Judas 1.2, Judas 1.3, Judas 1.3 (#2), Judas 1.4, Judas 1.4 (#2), Judas 1.5, Judas 1.5 (#2), Judas 1.6, Judas 1.7, Judas 1.8, Judas 1.9, Judas 1.12, Judas 1.14, Judas 1.15, Judas 1.16, Judas 1.17, Judas 1.19, Judas 1.20, Judas 1.21, Judas 1.22–23, Judas 1.24–25, Judas 1.25, Judas 1.25 (#2)</w:t>
       </w:r>
       <w:r>
         <w:rPr>

--- a/por/docx/65.content.docx
+++ b/por/docx/65.content.docx
@@ -123,19 +123,6 @@
           <w:lang w:val="pt_PT" w:bidi="pt_PT"/>
         </w:rPr>
         <w:t>JUD</w:t>
-      </w:r>
-      <w:r>
-        <w:rPr>
-          <w:lang w:val="pt_PT" w:bidi="pt_PT"/>
-        </w:rPr>
-      </w:r>
-    </w:p>
-    <w:p>
-      <w:pPr/>
-      <w:r>
-        <w:rPr>
-          <w:lang w:val="pt_PT" w:bidi="pt_PT"/>
-        </w:rPr>
       </w:r>
       <w:r>
         <w:rPr>

--- a/por/docx/65.content.docx
+++ b/por/docx/65.content.docx
@@ -19,7 +19,7 @@
         <w:rPr>
           <w:lang w:val="pt_PT" w:bidi="pt_PT"/>
         </w:rPr>
-        <w:t>Resource: Perguntas de Tradução (unfoldingWord)</w:t>
+        <w:t>Resource: unfoldingWord® Translation Questions</w:t>
       </w:r>
       <w:r>
         <w:rPr>
@@ -85,7 +85,7 @@
         <w:rPr>
           <w:lang w:val="pt_PT" w:bidi="pt_PT"/>
         </w:rPr>
-        <w:t>Perguntas de Tradução (unfoldingWord)</w:t>
+        <w:t>unfoldingWord® Translation Questions</w:t>
       </w:r>
     </w:p>
     <w:p>
